--- a/recording/5_12第十二次会议/会议纪要.docx
+++ b/recording/5_12第十二次会议/会议纪要.docx
@@ -983,6 +983,85 @@
                 <w:szCs w:val="21"/>
               </w:rPr>
               <w:t>调整AI平台功能范围，细化用户与管理员业务流程</w:t>
+            </w:r>
+          </w:p>
+        </w:tc>
+      </w:tr>
+      <w:tr>
+        <w:tc>
+          <w:tcPr>
+            <w:tcW w:w="1069" w:type="dxa"/>
+          </w:tcPr>
+          <w:p>
+            <w:pPr>
+              <w:jc w:val="center"/>
+              <w:rPr>
+                <w:rFonts w:asciiTheme="minorEastAsia" w:hAnsiTheme="minorEastAsia" w:cstheme="minorEastAsia" w:hint="eastAsia"/>
+                <w:b/>
+                <w:bCs/>
+                <w:szCs w:val="21"/>
+              </w:rPr>
+            </w:pPr>
+            <w:r>
+              <w:rPr>
+                <w:rFonts w:asciiTheme="minorEastAsia" w:hAnsiTheme="minorEastAsia" w:cstheme="minorEastAsia" w:hint="eastAsia"/>
+                <w:b/>
+                <w:bCs/>
+                <w:szCs w:val="21"/>
+              </w:rPr>
+              <w:t>上周总结</w:t>
+            </w:r>
+          </w:p>
+        </w:tc>
+        <w:tc>
+          <w:tcPr>
+            <w:tcW w:w="7227" w:type="dxa"/>
+            <w:gridSpan w:val="5"/>
+          </w:tcPr>
+          <w:p>
+            <w:pPr>
+              <w:jc w:val="center"/>
+              <w:rPr>
+                <w:rFonts w:asciiTheme="minorEastAsia" w:hAnsiTheme="minorEastAsia" w:cstheme="minorEastAsia" w:hint="eastAsia"/>
+                <w:b/>
+                <w:bCs/>
+                <w:szCs w:val="21"/>
+              </w:rPr>
+            </w:pPr>
+            <w:r>
+              <w:rPr>
+                <w:rFonts w:asciiTheme="minorEastAsia" w:hAnsiTheme="minorEastAsia" w:cstheme="minorEastAsia" w:hint="eastAsia"/>
+                <w:b/>
+                <w:bCs/>
+                <w:szCs w:val="21"/>
+              </w:rPr>
+              <w:t>上次《项目视图与范围》文档按评审意见进行结构性修订：业务风险、第三方服务、主要特性、发布范围（三版本规划）、部署考虑等核心章节已讨论修改方案；主要特性/发布范围难点讨论（李俊翰/陈鹏宇/曹志隆）、问卷数据扩展（陈天阳）、核心用例撰写（陈天阳/梅怡钿/张明慧）及与老师访谈邀请（陈鹏宇）均已安排推进。</w:t>
+            </w:r>
+            <w:r>
+              <w:rPr>
+                <w:rFonts w:asciiTheme="minorEastAsia" w:hAnsiTheme="minorEastAsia" w:cstheme="minorEastAsia" w:hint="eastAsia"/>
+                <w:b/>
+                <w:bCs/>
+                <w:szCs w:val="21"/>
+              </w:rPr>
+            </w:r>
+            <w:proofErr w:type="gramStart"/>
+            <w:r>
+              <w:rPr>
+                <w:rFonts w:asciiTheme="minorEastAsia" w:hAnsiTheme="minorEastAsia" w:cstheme="minorEastAsia" w:hint="eastAsia"/>
+                <w:b/>
+                <w:bCs/>
+                <w:szCs w:val="21"/>
+              </w:rPr>
+            </w:r>
+            <w:proofErr w:type="gramEnd"/>
+            <w:r>
+              <w:rPr>
+                <w:rFonts w:asciiTheme="minorEastAsia" w:hAnsiTheme="minorEastAsia" w:cstheme="minorEastAsia" w:hint="eastAsia"/>
+                <w:b/>
+                <w:bCs/>
+                <w:szCs w:val="21"/>
+              </w:rPr>
             </w:r>
           </w:p>
         </w:tc>
